--- a/docs/user-guides/windows/01-InstallOrUpgradeOrchidAppOnWindows.docx
+++ b/docs/user-guides/windows/01-InstallOrUpgradeOrchidAppOnWindows.docx
@@ -1265,9 +1265,9 @@
         </w:rPr>
         <w:lastRenderedPageBreak/>
         <w:drawing>
-          <wp:inline distT="0" distB="0" distL="0" distR="0" wp14:anchorId="5AB7B307" wp14:editId="6A4C051E">
-            <wp:extent cx="5772956" cy="4515480"/>
-            <wp:effectExtent l="0" t="0" r="0" b="0"/>
+          <wp:inline distT="0" distB="0" distL="0" distR="0" wp14:anchorId="5AB7B307" wp14:editId="7980DAD9">
+            <wp:extent cx="4739640" cy="3707243"/>
+            <wp:effectExtent l="0" t="0" r="3810" b="7620"/>
             <wp:docPr id="1253115210" name="Picture 12"/>
             <wp:cNvGraphicFramePr>
               <a:graphicFrameLocks xmlns:a="http://schemas.openxmlformats.org/drawingml/2006/main" noChangeAspect="1"/>
@@ -1288,7 +1288,7 @@
                   <pic:spPr>
                     <a:xfrm>
                       <a:off x="0" y="0"/>
-                      <a:ext cx="5772956" cy="4515480"/>
+                      <a:ext cx="4746768" cy="3712818"/>
                     </a:xfrm>
                     <a:prstGeom prst="rect">
                       <a:avLst/>
@@ -1354,11 +1354,10 @@
         <w:rPr>
           <w:noProof/>
         </w:rPr>
-        <w:lastRenderedPageBreak/>
         <w:drawing>
-          <wp:inline distT="0" distB="0" distL="0" distR="0" wp14:anchorId="219F2283" wp14:editId="78F1D644">
-            <wp:extent cx="5744377" cy="4515480"/>
-            <wp:effectExtent l="0" t="0" r="8890" b="0"/>
+          <wp:inline distT="0" distB="0" distL="0" distR="0" wp14:anchorId="219F2283" wp14:editId="4728E799">
+            <wp:extent cx="4655820" cy="3659798"/>
+            <wp:effectExtent l="0" t="0" r="0" b="0"/>
             <wp:docPr id="747283505" name="Picture 13"/>
             <wp:cNvGraphicFramePr>
               <a:graphicFrameLocks xmlns:a="http://schemas.openxmlformats.org/drawingml/2006/main" noChangeAspect="1"/>
@@ -1379,7 +1378,7 @@
                   <pic:spPr>
                     <a:xfrm>
                       <a:off x="0" y="0"/>
-                      <a:ext cx="5744377" cy="4515480"/>
+                      <a:ext cx="4667348" cy="3668860"/>
                     </a:xfrm>
                     <a:prstGeom prst="rect">
                       <a:avLst/>
@@ -1397,6 +1396,7 @@
         <w:pStyle w:val="Heading1"/>
       </w:pPr>
       <w:r>
+        <w:lastRenderedPageBreak/>
         <w:t xml:space="preserve">9. Open </w:t>
       </w:r>
       <w:proofErr w:type="spellStart"/>
@@ -1515,12 +1515,11 @@
         <w:rPr>
           <w:noProof/>
         </w:rPr>
-        <w:lastRenderedPageBreak/>
         <w:drawing>
-          <wp:inline distT="0" distB="0" distL="0" distR="0" wp14:anchorId="6ABAB371" wp14:editId="4590263E">
-            <wp:extent cx="6492240" cy="3470910"/>
-            <wp:effectExtent l="0" t="0" r="3810" b="0"/>
-            <wp:docPr id="405582542" name="Picture 14"/>
+          <wp:inline distT="0" distB="0" distL="0" distR="0" wp14:anchorId="472C3C64" wp14:editId="17926D6D">
+            <wp:extent cx="5791200" cy="2602188"/>
+            <wp:effectExtent l="0" t="0" r="0" b="8255"/>
+            <wp:docPr id="1239632754" name="Picture 1"/>
             <wp:cNvGraphicFramePr>
               <a:graphicFrameLocks xmlns:a="http://schemas.openxmlformats.org/drawingml/2006/main" noChangeAspect="1"/>
             </wp:cNvGraphicFramePr>
@@ -1528,7 +1527,7 @@
               <a:graphicData uri="http://schemas.openxmlformats.org/drawingml/2006/picture">
                 <pic:pic xmlns:pic="http://schemas.openxmlformats.org/drawingml/2006/picture">
                   <pic:nvPicPr>
-                    <pic:cNvPr id="405582542" name="Picture 405582542"/>
+                    <pic:cNvPr id="1239632754" name="Picture 1239632754"/>
                     <pic:cNvPicPr/>
                   </pic:nvPicPr>
                   <pic:blipFill>
@@ -1540,7 +1539,7 @@
                   <pic:spPr>
                     <a:xfrm>
                       <a:off x="0" y="0"/>
-                      <a:ext cx="6492240" cy="3470910"/>
+                      <a:ext cx="5811283" cy="2611212"/>
                     </a:xfrm>
                     <a:prstGeom prst="rect">
                       <a:avLst/>
@@ -1615,14 +1614,18 @@
       </w:r>
     </w:p>
     <w:p>
+      <w:pPr>
+        <w:jc w:val="center"/>
+      </w:pPr>
       <w:r>
         <w:rPr>
           <w:noProof/>
         </w:rPr>
+        <w:lastRenderedPageBreak/>
         <w:drawing>
-          <wp:inline distT="0" distB="0" distL="0" distR="0" wp14:anchorId="57FDB366" wp14:editId="23359C0B">
-            <wp:extent cx="6492240" cy="3616325"/>
-            <wp:effectExtent l="0" t="0" r="3810" b="3175"/>
+          <wp:inline distT="0" distB="0" distL="0" distR="0" wp14:anchorId="57FDB366" wp14:editId="0608E411">
+            <wp:extent cx="5669280" cy="3157918"/>
+            <wp:effectExtent l="0" t="0" r="7620" b="4445"/>
             <wp:docPr id="236569691" name="Picture 15"/>
             <wp:cNvGraphicFramePr>
               <a:graphicFrameLocks xmlns:a="http://schemas.openxmlformats.org/drawingml/2006/main" noChangeAspect="1"/>
@@ -1643,7 +1646,7 @@
                   <pic:spPr>
                     <a:xfrm>
                       <a:off x="0" y="0"/>
-                      <a:ext cx="6492240" cy="3616325"/>
+                      <a:ext cx="5675343" cy="3161295"/>
                     </a:xfrm>
                     <a:prstGeom prst="rect">
                       <a:avLst/>
@@ -1662,13 +1665,7 @@
         <w:pStyle w:val="Heading1"/>
       </w:pPr>
       <w:r>
-        <w:t>1</w:t>
-      </w:r>
-      <w:r>
-        <w:t>1</w:t>
-      </w:r>
-      <w:r>
-        <w:t xml:space="preserve">. </w:t>
+        <w:t xml:space="preserve">11. </w:t>
       </w:r>
       <w:r>
         <w:t>Installation or upgrade complete</w:t>
@@ -1912,6 +1909,7 @@
     </w:p>
     <w:p>
       <w:r>
+        <w:lastRenderedPageBreak/>
         <w:t xml:space="preserve">This is normally nothing to worry about. </w:t>
       </w:r>
       <w:proofErr w:type="spellStart"/>
@@ -2068,7 +2066,6 @@
         <w:pStyle w:val="Heading1"/>
       </w:pPr>
       <w:r>
-        <w:lastRenderedPageBreak/>
         <w:t xml:space="preserve">Uninstalling </w:t>
       </w:r>
       <w:proofErr w:type="spellStart"/>
@@ -2297,6 +2294,7 @@
     </w:p>
     <w:p>
       <w:r>
+        <w:lastRenderedPageBreak/>
         <w:t>The launcher support log is stored at:</w:t>
       </w:r>
     </w:p>
@@ -2578,7 +2576,6 @@
           </w:tcPr>
           <w:p>
             <w:r>
-              <w:lastRenderedPageBreak/>
               <w:t>The app does not open after upgrading</w:t>
             </w:r>
           </w:p>
